--- a/L1SignalFabric/docs/L1_SignalFabric_Connector_Setup.docx
+++ b/L1SignalFabric/docs/L1_SignalFabric_Connector_Setup.docx
@@ -281,7 +281,7 @@
           </w:tcPr>
           <w:p>
             <w:r>
-              <w:t xml:space="preserve">Slack/Gmail/Outlook/SharePoint </w:t>
+              <w:t xml:space="preserve">Slack/Gmail </w:t>
             </w:r>
             <w:r>
               <w:rPr>
@@ -290,7 +290,16 @@
               <w:t>push</w:t>
             </w:r>
             <w:r>
-              <w:t xml:space="preserve"> webhooks must reach your host</w:t>
+              <w:t xml:space="preserve"> webhooks must reach your host (Outlook &amp; SharePoint </w:t>
+            </w:r>
+            <w:r>
+              <w:rPr>
+                <w:b/>
+              </w:rPr>
+              <w:t>poll</w:t>
+            </w:r>
+            <w:r>
+              <w:t xml:space="preserve"> by default; a public URL is only needed for the optional hands-off Graph subscription — 3.3/4.2)</w:t>
             </w:r>
           </w:p>
         </w:tc>
@@ -386,7 +395,12 @@
     </w:p>
     <w:p>
       <w:r>
-        <w:t>URL — only the push connectors do.</w:t>
+        <w:t>URL. Outlook &amp; SharePoint poll by default (no URL needed) but can opt into</w:t>
+      </w:r>
+    </w:p>
+    <w:p>
+      <w:r>
+        <w:t>hands-off push via a Graph change subscription (3.3/4.2), which does need one.</w:t>
       </w:r>
     </w:p>
     <w:p>
@@ -1162,58 +1176,268 @@
         <w:pStyle w:val="Heading3"/>
       </w:pPr>
       <w:r>
-        <w:t>2.3 Get an access token</w:t>
+        <w:t>2.3 OAuth client + a durable refresh token (recommended)</w:t>
       </w:r>
     </w:p>
     <w:p>
       <w:r>
-        <w:t xml:space="preserve">For a quick demo, mint an OAuth token with the </w:t>
-      </w:r>
-      <w:r>
-        <w:rPr>
-          <w:b/>
-        </w:rPr>
-        <w:t>Gmail readonly/metadata</w:t>
-      </w:r>
-      <w:r>
-        <w:t xml:space="preserve"> scope</w:t>
-      </w:r>
-    </w:p>
-    <w:p>
-      <w:r>
-        <w:t>(</w:t>
+        <w:t xml:space="preserve">A raw access token expires in ~1 hour, but a </w:t>
       </w:r>
       <w:r>
         <w:rPr>
           <w:rFonts w:ascii="Consolas" w:hAnsi="Consolas"/>
           <w:color w:val="C7254E"/>
         </w:rPr>
-        <w:t>https://www.googleapis.com/auth/gmail.readonly</w:t>
-      </w:r>
-      <w:r>
-        <w:t>) via the</w:t>
+        <w:t>watch</w:t>
+      </w:r>
+      <w:r>
+        <w:t xml:space="preserve"> lasts 7 days — so push</w:t>
       </w:r>
     </w:p>
     <w:p>
       <w:r>
-        <w:t>OAuth Playground</w:t>
-      </w:r>
-      <w:r>
-        <w:t xml:space="preserve"> or a service</w:t>
-      </w:r>
-    </w:p>
-    <w:p>
-      <w:r>
-        <w:t xml:space="preserve">account with domain-wide delegation. Copy the </w:t>
+        <w:t xml:space="preserve">silently stops once the token goes stale. Use a </w:t>
       </w:r>
       <w:r>
         <w:rPr>
           <w:b/>
         </w:rPr>
-        <w:t>access token</w:t>
-      </w:r>
-      <w:r>
-        <w:t>.</w:t>
+        <w:t>refresh token</w:t>
+      </w:r>
+      <w:r>
+        <w:t xml:space="preserve"> instead: the</w:t>
+      </w:r>
+    </w:p>
+    <w:p>
+      <w:r>
+        <w:t>connector mints fresh access tokens itself.</w:t>
+      </w:r>
+    </w:p>
+    <w:p>
+      <w:r>
+        <w:t xml:space="preserve">1. </w:t>
+      </w:r>
+      <w:r>
+        <w:rPr>
+          <w:b/>
+        </w:rPr>
+        <w:t>APIs &amp; Services → OAuth consent screen:</w:t>
+      </w:r>
+      <w:r>
+        <w:t xml:space="preserve"> configure it, add the</w:t>
+      </w:r>
+    </w:p>
+    <w:p>
+      <w:r>
+        <w:t xml:space="preserve">   </w:t>
+      </w:r>
+      <w:r>
+        <w:rPr>
+          <w:rFonts w:ascii="Consolas" w:hAnsi="Consolas"/>
+          <w:color w:val="C7254E"/>
+        </w:rPr>
+        <w:t>.../auth/gmail.readonly</w:t>
+      </w:r>
+      <w:r>
+        <w:t xml:space="preserve"> scope, and add your mailbox account under **Test</w:t>
+      </w:r>
+    </w:p>
+    <w:p>
+      <w:r>
+        <w:t xml:space="preserve">   users</w:t>
+      </w:r>
+      <w:r>
+        <w:rPr>
+          <w:b/>
+        </w:rPr>
+        <w:t xml:space="preserve"> (or </w:t>
+      </w:r>
+      <w:r>
+        <w:t>Publish** the app — see the caveat below).</w:t>
+      </w:r>
+    </w:p>
+    <w:p>
+      <w:r>
+        <w:t>2. **APIs &amp; Services → Credentials → Create credentials → OAuth client ID →</w:t>
+      </w:r>
+    </w:p>
+    <w:p>
+      <w:r>
+        <w:t xml:space="preserve">   Application type: Desktop app.</w:t>
+      </w:r>
+      <w:r>
+        <w:rPr>
+          <w:b/>
+        </w:rPr>
+        <w:t xml:space="preserve"> Note the </w:t>
+      </w:r>
+      <w:r>
+        <w:t>Client ID</w:t>
+      </w:r>
+      <w:r>
+        <w:rPr>
+          <w:b/>
+        </w:rPr>
+        <w:t xml:space="preserve"> and </w:t>
+      </w:r>
+      <w:r>
+        <w:t>Client secret**.</w:t>
+      </w:r>
+    </w:p>
+    <w:p>
+      <w:r>
+        <w:t>3. Mint the refresh token (opens a browser, captures the redirect on localhost,</w:t>
+      </w:r>
+    </w:p>
+    <w:p>
+      <w:r>
+        <w:t xml:space="preserve">   prints the trio):</w:t>
+      </w:r>
+    </w:p>
+    <w:p>
+      <w:r>
+        <w:t xml:space="preserve">   ```bash</w:t>
+      </w:r>
+    </w:p>
+    <w:p>
+      <w:r>
+        <w:t xml:space="preserve">   python -m connectors.gmail.cli authorize \</w:t>
+      </w:r>
+    </w:p>
+    <w:p>
+      <w:r>
+        <w:t xml:space="preserve">     --client-id &lt;client id&gt; --client-secret &lt;client secret&gt;</w:t>
+      </w:r>
+    </w:p>
+    <w:p>
+      <w:r>
+        <w:t xml:space="preserve">   ```</w:t>
+      </w:r>
+    </w:p>
+    <w:p>
+      <w:r>
+        <w:t xml:space="preserve">   On the consent screen you'll see *"Google hasn't verified this app"* → **Advanced</w:t>
+      </w:r>
+    </w:p>
+    <w:p>
+      <w:r>
+        <w:t xml:space="preserve">   → Go to … (unsafe)** — expected for your own unverified app.</w:t>
+      </w:r>
+    </w:p>
+    <w:p>
+      <w:pPr>
+        <w:pStyle w:val="IntenseQuote"/>
+      </w:pPr>
+      <w:r>
+        <w:rPr>
+          <w:b/>
+        </w:rPr>
+        <w:t>Caveat — the 7-day refresh-token trap.</w:t>
+      </w:r>
+      <w:r>
+        <w:t xml:space="preserve"> While the OAuth consent screen is in</w:t>
+      </w:r>
+    </w:p>
+    <w:p>
+      <w:pPr>
+        <w:pStyle w:val="IntenseQuote"/>
+      </w:pPr>
+      <w:r>
+        <w:rPr>
+          <w:b/>
+        </w:rPr>
+        <w:t>Testing</w:t>
+      </w:r>
+      <w:r>
+        <w:t xml:space="preserve"> mode, the *refresh token itself* expires after 7 days. For a durable</w:t>
+      </w:r>
+    </w:p>
+    <w:p>
+      <w:pPr>
+        <w:pStyle w:val="IntenseQuote"/>
+      </w:pPr>
+      <w:r>
+        <w:t xml:space="preserve">token, set Publishing status to </w:t>
+      </w:r>
+      <w:r>
+        <w:rPr>
+          <w:b/>
+        </w:rPr>
+        <w:t>In production</w:t>
+      </w:r>
+      <w:r>
+        <w:t xml:space="preserve"> (</w:t>
+      </w:r>
+      <w:r>
+        <w:rPr>
+          <w:rFonts w:ascii="Consolas" w:hAnsi="Consolas"/>
+          <w:color w:val="C7254E"/>
+        </w:rPr>
+        <w:t>gmail.readonly</w:t>
+      </w:r>
+      <w:r>
+        <w:t xml:space="preserve"> is a</w:t>
+      </w:r>
+    </w:p>
+    <w:p>
+      <w:pPr>
+        <w:pStyle w:val="IntenseQuote"/>
+      </w:pPr>
+      <w:r>
+        <w:t>restricted scope, so a public app needs Google verification — but an internal /</w:t>
+      </w:r>
+    </w:p>
+    <w:p>
+      <w:pPr>
+        <w:pStyle w:val="IntenseQuote"/>
+      </w:pPr>
+      <w:r>
+        <w:t>single-tenant app can run unverified within the user cap).</w:t>
+      </w:r>
+    </w:p>
+    <w:p>
+      <w:pPr>
+        <w:pStyle w:val="IntenseQuote"/>
+      </w:pPr>
+    </w:p>
+    <w:p>
+      <w:pPr>
+        <w:pStyle w:val="IntenseQuote"/>
+      </w:pPr>
+      <w:r>
+        <w:t xml:space="preserve">*Quick-demo fallback:* skip 2.3 and paste a short-lived </w:t>
+      </w:r>
+      <w:r>
+        <w:rPr>
+          <w:rFonts w:ascii="Consolas" w:hAnsi="Consolas"/>
+          <w:color w:val="C7254E"/>
+        </w:rPr>
+        <w:t>GMAIL_ACCESS_TOKEN</w:t>
+      </w:r>
+      <w:r>
+        <w:t xml:space="preserve"> from</w:t>
+      </w:r>
+    </w:p>
+    <w:p>
+      <w:pPr>
+        <w:pStyle w:val="IntenseQuote"/>
+      </w:pPr>
+      <w:r>
+        <w:t xml:space="preserve">the </w:t>
+      </w:r>
+      <w:r>
+        <w:t>OAuth Playground</w:t>
+      </w:r>
+      <w:r>
+        <w:t xml:space="preserve"> instead of</w:t>
+      </w:r>
+    </w:p>
+    <w:p>
+      <w:pPr>
+        <w:pStyle w:val="IntenseQuote"/>
+      </w:pPr>
+      <w:r>
+        <w:t>the trio — it works for ~1 hour, fine for a one-shot test but not for push.</w:t>
       </w:r>
     </w:p>
     <w:p>
@@ -1225,6 +1449,31 @@
       </w:r>
     </w:p>
     <w:p>
+      <w:r>
+        <w:t xml:space="preserve">Reads the credentials and </w:t>
+      </w:r>
+      <w:r>
+        <w:rPr>
+          <w:rFonts w:ascii="Consolas" w:hAnsi="Consolas"/>
+          <w:color w:val="C7254E"/>
+        </w:rPr>
+        <w:t>GMAIL_PUBSUB_TOPIC</w:t>
+      </w:r>
+      <w:r>
+        <w:t xml:space="preserve"> from </w:t>
+      </w:r>
+      <w:r>
+        <w:rPr>
+          <w:rFonts w:ascii="Consolas" w:hAnsi="Consolas"/>
+          <w:color w:val="C7254E"/>
+        </w:rPr>
+        <w:t>.env</w:t>
+      </w:r>
+      <w:r>
+        <w:t xml:space="preserve"> (configure 2.5 first):</w:t>
+      </w:r>
+    </w:p>
+    <w:p>
       <w:pPr>
         <w:ind w:left="240"/>
       </w:pPr>
@@ -1233,16 +1482,45 @@
           <w:rFonts w:ascii="Consolas" w:hAnsi="Consolas"/>
           <w:sz w:val="18"/>
         </w:rPr>
-        <w:t>python -m connectors.gmail.cli watch \</w:t>
+        <w:t>python -m connectors.gmail.cli watch        # or: make gmail-watch</w:t>
         <w:br/>
-        <w:t xml:space="preserve">  --token &lt;access token&gt; \</w:t>
-        <w:br/>
-        <w:t xml:space="preserve">  --topic projects/&lt;project-id&gt;/topics/gmail-signals</w:t>
+        <w:t># → "watch registered: historyId=… expiration=…"   (re-run before the ~7-day expiry)</w:t>
       </w:r>
     </w:p>
     <w:p>
       <w:r>
-        <w:t>(Re-run before the ~7-day watch expiry.)</w:t>
+        <w:t xml:space="preserve">A </w:t>
+      </w:r>
+      <w:r>
+        <w:rPr>
+          <w:rFonts w:ascii="Consolas" w:hAnsi="Consolas"/>
+          <w:color w:val="C7254E"/>
+        </w:rPr>
+        <w:t>403 / permission</w:t>
+      </w:r>
+      <w:r>
+        <w:t xml:space="preserve"> error here means the topic doesn't exist or</w:t>
+      </w:r>
+    </w:p>
+    <w:p>
+      <w:r>
+        <w:rPr>
+          <w:rFonts w:ascii="Consolas" w:hAnsi="Consolas"/>
+          <w:color w:val="C7254E"/>
+        </w:rPr>
+        <w:t>gmail-api-push@system.gserviceaccount.com</w:t>
+      </w:r>
+      <w:r>
+        <w:t xml:space="preserve"> isn't a </w:t>
+      </w:r>
+      <w:r>
+        <w:rPr>
+          <w:b/>
+        </w:rPr>
+        <w:t>Pub/Sub Publisher</w:t>
+      </w:r>
+      <w:r>
+        <w:t xml:space="preserve"> on it (2.2).</w:t>
       </w:r>
     </w:p>
     <w:p>
@@ -1262,9 +1540,17 @@
           <w:rFonts w:ascii="Consolas" w:hAnsi="Consolas"/>
           <w:sz w:val="18"/>
         </w:rPr>
-        <w:t>export GMAIL_ACCESS_TOKEN=&lt;access token&gt;        # used to expand history → metadata</w:t>
+        <w:t>export GMAIL_CLIENT_ID=&lt;client id&gt;              # the connector mints fresh access</w:t>
+        <w:br/>
+        <w:t>export GMAIL_CLIENT_SECRET=&lt;client secret&gt;      #   tokens from this trio and expands</w:t>
+        <w:br/>
+        <w:t>export GMAIL_REFRESH_TOKEN=&lt;refresh token&gt;      #   history → metadata</w:t>
         <w:br/>
         <w:t>export GMAIL_PUBSUB_TOKEN=&lt;SHARED_SECRET&gt;       # must match the ?token= in 2.2</w:t>
+        <w:br/>
+        <w:t>export GMAIL_PUBSUB_TOPIC=projects/&lt;project-id&gt;/topics/gmail-signals</w:t>
+        <w:br/>
+        <w:t>export GMAIL_PUSH_ENDPOINT=${PUBLIC_URL}/gmail/push?token=&lt;SHARED_SECRET&gt;   # used by `make gmail-doctor`</w:t>
         <w:br/>
         <w:t># Alternative to the shared secret — verify the Pub/Sub OIDC JWT instead:</w:t>
         <w:br/>
@@ -1288,7 +1574,9 @@
           <w:rFonts w:ascii="Consolas" w:hAnsi="Consolas"/>
           <w:sz w:val="18"/>
         </w:rPr>
-        <w:t>python -m connectors.gmail.cli test --token $GMAIL_ACCESS_TOKEN   # prints mailbox + historyId</w:t>
+        <w:t>python -m connectors.gmail.cli test     # refreshes a token, prints mailbox + historyId</w:t>
+        <w:br/>
+        <w:t>make gmail-doctor                       # walks the whole push chain, flags the broken link</w:t>
         <w:br/>
         <w:t># send an email to the watched mailbox → a GMAIL/email signal appears on the dashboard.</w:t>
         <w:br/>
@@ -1327,7 +1615,72 @@
     </w:p>
     <w:p>
       <w:r>
-        <w:t>client-credentials grant. Set this up once; reuse for both.</w:t>
+        <w:rPr>
+          <w:b/>
+        </w:rPr>
+        <w:t>client-credentials (app-only)</w:t>
+      </w:r>
+      <w:r>
+        <w:t xml:space="preserve"> grant. Set this up once; reuse for both.</w:t>
+      </w:r>
+    </w:p>
+    <w:p>
+      <w:r>
+        <w:t xml:space="preserve">The connector </w:t>
+      </w:r>
+      <w:r>
+        <w:rPr>
+          <w:b/>
+        </w:rPr>
+        <w:t>polls the mailbox for unread messages</w:t>
+      </w:r>
+      <w:r>
+        <w:t xml:space="preserve"> and </w:t>
+      </w:r>
+      <w:r>
+        <w:rPr>
+          <w:b/>
+        </w:rPr>
+        <w:t>marks each as read</w:t>
+      </w:r>
+    </w:p>
+    <w:p>
+      <w:r>
+        <w:t>once emitted. Marking-as-read is the dedupe/checkpoint —</w:t>
+      </w:r>
+    </w:p>
+    <w:p>
+      <w:r>
+        <w:t>a restart simply re-lists whatever is still unread, so there are no gaps or</w:t>
+      </w:r>
+    </w:p>
+    <w:p>
+      <w:r>
+        <w:t>duplicates and nothing to persist. Because the flow is app-only there is no</w:t>
+      </w:r>
+    </w:p>
+    <w:p>
+      <w:r>
+        <w:t xml:space="preserve">signed-in user, so a </w:t>
+      </w:r>
+      <w:r>
+        <w:rPr>
+          <w:b/>
+        </w:rPr>
+        <w:t>target mailbox UPN is required</w:t>
+      </w:r>
+      <w:r>
+        <w:t xml:space="preserve"> (</w:t>
+      </w:r>
+      <w:r>
+        <w:rPr>
+          <w:rFonts w:ascii="Consolas" w:hAnsi="Consolas"/>
+          <w:color w:val="C7254E"/>
+        </w:rPr>
+        <w:t>/me</w:t>
+      </w:r>
+      <w:r>
+        <w:t xml:space="preserve"> is delegated-only).</w:t>
       </w:r>
     </w:p>
     <w:p>
@@ -1459,7 +1812,7 @@
                 <w:rFonts w:ascii="Consolas" w:hAnsi="Consolas"/>
                 <w:color w:val="C7254E"/>
               </w:rPr>
-              <w:t>Mail.Read</w:t>
+              <w:t>Mail.ReadWrite</w:t>
             </w:r>
           </w:p>
         </w:tc>
@@ -1469,7 +1822,16 @@
           </w:tcPr>
           <w:p>
             <w:r>
-              <w:t>Outlook mail (this section)</w:t>
+              <w:t xml:space="preserve">Outlook mail — read </w:t>
+            </w:r>
+            <w:r>
+              <w:rPr>
+                <w:b/>
+              </w:rPr>
+              <w:t>and</w:t>
+            </w:r>
+            <w:r>
+              <w:t xml:space="preserve"> mark-as-read (this section)</w:t>
             </w:r>
           </w:p>
         </w:tc>
@@ -1488,14 +1850,14 @@
               <w:t>Sites.Read.All</w:t>
             </w:r>
             <w:r>
-              <w:t xml:space="preserve">, </w:t>
+              <w:t xml:space="preserve"> *or* </w:t>
             </w:r>
             <w:r>
               <w:rPr>
                 <w:rFonts w:ascii="Consolas" w:hAnsi="Consolas"/>
                 <w:color w:val="C7254E"/>
               </w:rPr>
-              <w:t>Files.Read.All</w:t>
+              <w:t>Sites.Selected</w:t>
             </w:r>
           </w:p>
         </w:tc>
@@ -1505,7 +1867,7 @@
           </w:tcPr>
           <w:p>
             <w:r>
-              <w:t>SharePoint (section 4)</w:t>
+              <w:t>SharePoint folder listing (section 4)</w:t>
             </w:r>
           </w:p>
         </w:tc>
@@ -1523,7 +1885,122 @@
         <w:t>Grant admin consent</w:t>
       </w:r>
       <w:r>
-        <w:t>.</w:t>
+        <w:t>. (</w:t>
+      </w:r>
+      <w:r>
+        <w:rPr>
+          <w:rFonts w:ascii="Consolas" w:hAnsi="Consolas"/>
+          <w:color w:val="C7254E"/>
+        </w:rPr>
+        <w:t>Mail.Read</w:t>
+      </w:r>
+      <w:r>
+        <w:t xml:space="preserve"> alone suffices only if you set</w:t>
+      </w:r>
+    </w:p>
+    <w:p>
+      <w:r>
+        <w:rPr>
+          <w:rFonts w:ascii="Consolas" w:hAnsi="Consolas"/>
+          <w:color w:val="C7254E"/>
+        </w:rPr>
+        <w:t>OUTLOOK_MARK_AS_READ=0</w:t>
+      </w:r>
+      <w:r>
+        <w:t xml:space="preserve">; the default marks messages read and needs </w:t>
+      </w:r>
+      <w:r>
+        <w:rPr>
+          <w:rFonts w:ascii="Consolas" w:hAnsi="Consolas"/>
+          <w:color w:val="C7254E"/>
+        </w:rPr>
+        <w:t>Mail.ReadWrite</w:t>
+      </w:r>
+      <w:r>
+        <w:t>.)</w:t>
+      </w:r>
+    </w:p>
+    <w:p>
+      <w:pPr>
+        <w:pStyle w:val="IntenseQuote"/>
+      </w:pPr>
+      <w:r>
+        <w:rPr>
+          <w:b/>
+        </w:rPr>
+        <w:t>Least privilege for SharePoint:</w:t>
+      </w:r>
+      <w:r>
+        <w:t xml:space="preserve"> prefer </w:t>
+      </w:r>
+      <w:r>
+        <w:rPr>
+          <w:rFonts w:ascii="Consolas" w:hAnsi="Consolas"/>
+          <w:color w:val="C7254E"/>
+        </w:rPr>
+        <w:t>Sites.Selected</w:t>
+      </w:r>
+      <w:r>
+        <w:t xml:space="preserve"> over </w:t>
+      </w:r>
+      <w:r>
+        <w:rPr>
+          <w:rFonts w:ascii="Consolas" w:hAnsi="Consolas"/>
+          <w:color w:val="C7254E"/>
+        </w:rPr>
+        <w:t>Sites.Read.All</w:t>
+      </w:r>
+      <w:r>
+        <w:t>,</w:t>
+      </w:r>
+    </w:p>
+    <w:p>
+      <w:pPr>
+        <w:pStyle w:val="IntenseQuote"/>
+      </w:pPr>
+      <w:r>
+        <w:t>then grant the app read on just the one site (PnP:</w:t>
+      </w:r>
+    </w:p>
+    <w:p>
+      <w:pPr>
+        <w:pStyle w:val="IntenseQuote"/>
+      </w:pPr>
+      <w:r>
+        <w:rPr>
+          <w:rFonts w:ascii="Consolas" w:hAnsi="Consolas"/>
+          <w:color w:val="C7254E"/>
+        </w:rPr>
+        <w:t>Grant-PnPAzureADAppSitePermission -AppId &lt;client-id&gt; -Permissions Read -Site &lt;url&gt;</w:t>
+      </w:r>
+      <w:r>
+        <w:t>,</w:t>
+      </w:r>
+    </w:p>
+    <w:p>
+      <w:pPr>
+        <w:pStyle w:val="IntenseQuote"/>
+      </w:pPr>
+      <w:r>
+        <w:t xml:space="preserve">or </w:t>
+      </w:r>
+      <w:r>
+        <w:rPr>
+          <w:rFonts w:ascii="Consolas" w:hAnsi="Consolas"/>
+          <w:color w:val="C7254E"/>
+        </w:rPr>
+        <w:t>POST /sites/{id}/permissions</w:t>
+      </w:r>
+      <w:r>
+        <w:t>). Without that per-site grant the site lookup</w:t>
+      </w:r>
+    </w:p>
+    <w:p>
+      <w:pPr>
+        <w:pStyle w:val="IntenseQuote"/>
+      </w:pPr>
+      <w:r>
+        <w:t>404s even though auth succeeds. See section 4.</w:t>
       </w:r>
     </w:p>
     <w:p>
@@ -1531,18 +2008,43 @@
         <w:pStyle w:val="Heading3"/>
       </w:pPr>
       <w:r>
-        <w:t>3.3 Create the change subscription (live push)</w:t>
+        <w:t>3.3 (Optional) Create a change subscription — hands-off push</w:t>
       </w:r>
     </w:p>
     <w:p>
       <w:r>
-        <w:t xml:space="preserve">Graph webhooks require the endpoint to answer the </w:t>
+        <w:t xml:space="preserve">The connector polls, so a webhook is </w:t>
       </w:r>
       <w:r>
         <w:rPr>
           <w:b/>
         </w:rPr>
-        <w:t>validation handshake</w:t>
+        <w:t>not required</w:t>
+      </w:r>
+      <w:r>
+        <w:t xml:space="preserve"> — but a Graph **change</w:t>
+      </w:r>
+    </w:p>
+    <w:p>
+      <w:r>
+        <w:t>subscription** makes mail arrive *hands-off*: Graph POSTs a notification to</w:t>
+      </w:r>
+    </w:p>
+    <w:p>
+      <w:r>
+        <w:rPr>
+          <w:rFonts w:ascii="Consolas" w:hAnsi="Consolas"/>
+          <w:color w:val="C7254E"/>
+        </w:rPr>
+        <w:t>/outlook/webhook</w:t>
+      </w:r>
+      <w:r>
+        <w:t xml:space="preserve"> on each new message, which kicks an immediate unread-poll</w:t>
+      </w:r>
+    </w:p>
+    <w:p>
+      <w:r>
+        <w:t>(no manual trigger). Graph validates the URL synchronously at create time</w:t>
       </w:r>
     </w:p>
     <w:p>
@@ -1557,22 +2059,97 @@
         <w:t>validationToken</w:t>
       </w:r>
       <w:r>
-        <w:t>) within 10s — the connector does this automatically. Create the</w:t>
+        <w:t xml:space="preserve"> echoed within 10s — the connector does this automatically), so</w:t>
       </w:r>
     </w:p>
     <w:p>
       <w:r>
-        <w:t xml:space="preserve">subscription (via Graph Explorer or </w:t>
-      </w:r>
+        <w:rPr>
+          <w:b/>
+        </w:rPr>
+        <w:t>start the server publicly first</w:t>
+      </w:r>
+      <w:r>
+        <w:t xml:space="preserve"> (section 0).</w:t>
+      </w:r>
+    </w:p>
+    <w:p>
+      <w:r>
+        <w:t>Register it with the connector CLI (no hand-rolled REST):</w:t>
+      </w:r>
+    </w:p>
+    <w:p>
+      <w:pPr>
+        <w:ind w:left="240"/>
+      </w:pPr>
+      <w:r>
+        <w:rPr>
+          <w:rFonts w:ascii="Consolas" w:hAnsi="Consolas"/>
+          <w:sz w:val="18"/>
+        </w:rPr>
+        <w:t># reads MS_* + OUTLOOK_CLIENT_STATE + MS_WEBHOOK_BASE_URL from .env</w:t>
+        <w:br/>
+        <w:t>python -m connectors.outlook.cli subscribe          # or: make outlook-subscribe</w:t>
+        <w:br/>
+        <w:t>python -m connectors.outlook.cli subscriptions      # list id + expiry</w:t>
+        <w:br/>
+        <w:t>python -m connectors.outlook.cli renew &lt;id&gt;         # before it lapses (see below)</w:t>
+      </w:r>
+    </w:p>
+    <w:p>
       <w:r>
         <w:rPr>
           <w:rFonts w:ascii="Consolas" w:hAnsi="Consolas"/>
           <w:color w:val="C7254E"/>
         </w:rPr>
-        <w:t>curl</w:t>
-      </w:r>
-      <w:r>
-        <w:t xml:space="preserve"> with an app token):</w:t>
+        <w:t>MS_WEBHOOK_BASE_URL</w:t>
+      </w:r>
+      <w:r>
+        <w:t xml:space="preserve"> is your public HTTPS base (e.g. the ngrok host); the CLI</w:t>
+      </w:r>
+    </w:p>
+    <w:p>
+      <w:r>
+        <w:t xml:space="preserve">appends </w:t>
+      </w:r>
+      <w:r>
+        <w:rPr>
+          <w:rFonts w:ascii="Consolas" w:hAnsi="Consolas"/>
+          <w:color w:val="C7254E"/>
+        </w:rPr>
+        <w:t>/outlook/webhook</w:t>
+      </w:r>
+      <w:r>
+        <w:t xml:space="preserve">. </w:t>
+      </w:r>
+      <w:r>
+        <w:rPr>
+          <w:rFonts w:ascii="Consolas" w:hAnsi="Consolas"/>
+          <w:color w:val="C7254E"/>
+        </w:rPr>
+        <w:t>OUTLOOK_CLIENT_STATE</w:t>
+      </w:r>
+      <w:r>
+        <w:t xml:space="preserve"> is a secret echoed in every</w:t>
+      </w:r>
+    </w:p>
+    <w:p>
+      <w:r>
+        <w:t xml:space="preserve">notification and </w:t>
+      </w:r>
+      <w:r>
+        <w:rPr>
+          <w:b/>
+        </w:rPr>
+        <w:t>verified constant-time</w:t>
+      </w:r>
+      <w:r>
+        <w:t xml:space="preserve"> by the webhook — non-empty means</w:t>
+      </w:r>
+    </w:p>
+    <w:p>
+      <w:r>
+        <w:t>pushes are authenticated, not dev-open. Under the hood the CLI sends:</w:t>
       </w:r>
     </w:p>
     <w:p>
@@ -1590,15 +2167,75 @@
         <w:br/>
         <w:t xml:space="preserve">  "changeType": "created",</w:t>
         <w:br/>
-        <w:t xml:space="preserve">  "notificationUrl": "${PUBLIC_URL}/outlook/webhook",</w:t>
+        <w:t xml:space="preserve">  "notificationUrl": "${MS_WEBHOOK_BASE_URL}/outlook/webhook",</w:t>
         <w:br/>
-        <w:t xml:space="preserve">  "resource": "users/&lt;mailbox-id&gt;/mailFolders('inbox')/messages",</w:t>
+        <w:t xml:space="preserve">  "resource": "users/&lt;mailbox-upn&gt;/messages",</w:t>
         <w:br/>
-        <w:t xml:space="preserve">  "expirationDateTime": "&lt;now + 3 days, ISO 8601&gt;",</w:t>
+        <w:t xml:space="preserve">  "expirationDateTime": "&lt;now + ~70h, ISO 8601&gt;",</w:t>
         <w:br/>
         <w:t xml:space="preserve">  "clientState": "&lt;OUTLOOK_CLIENT_STATE&gt;"</w:t>
         <w:br/>
         <w:t>}</w:t>
+      </w:r>
+    </w:p>
+    <w:p>
+      <w:pPr>
+        <w:pStyle w:val="IntenseQuote"/>
+      </w:pPr>
+      <w:r>
+        <w:rPr>
+          <w:b/>
+        </w:rPr>
+        <w:t>Renewal:</w:t>
+      </w:r>
+      <w:r>
+        <w:t xml:space="preserve"> Graph caps mail subscriptions at ~3 days. Run </w:t>
+      </w:r>
+      <w:r>
+        <w:rPr>
+          <w:rFonts w:ascii="Consolas" w:hAnsi="Consolas"/>
+          <w:color w:val="C7254E"/>
+        </w:rPr>
+        <w:t>renew &lt;id&gt;</w:t>
+      </w:r>
+      <w:r>
+        <w:t xml:space="preserve"> on a</w:t>
+      </w:r>
+    </w:p>
+    <w:p>
+      <w:pPr>
+        <w:pStyle w:val="IntenseQuote"/>
+      </w:pPr>
+      <w:r>
+        <w:t xml:space="preserve">schedule (like </w:t>
+      </w:r>
+      <w:r>
+        <w:rPr>
+          <w:rFonts w:ascii="Consolas" w:hAnsi="Consolas"/>
+          <w:color w:val="C7254E"/>
+        </w:rPr>
+        <w:t>make gmail-watch</w:t>
+      </w:r>
+      <w:r>
+        <w:t xml:space="preserve">) before the printed </w:t>
+      </w:r>
+      <w:r>
+        <w:rPr>
+          <w:rFonts w:ascii="Consolas" w:hAnsi="Consolas"/>
+          <w:color w:val="C7254E"/>
+        </w:rPr>
+        <w:t>expires</w:t>
+      </w:r>
+      <w:r>
+        <w:t xml:space="preserve"> time, or the</w:t>
+      </w:r>
+    </w:p>
+    <w:p>
+      <w:pPr>
+        <w:pStyle w:val="IntenseQuote"/>
+      </w:pPr>
+      <w:r>
+        <w:t>push goes silent and you fall back to manual polling.</w:t>
       </w:r>
     </w:p>
     <w:p>
@@ -1618,17 +2255,21 @@
           <w:rFonts w:ascii="Consolas" w:hAnsi="Consolas"/>
           <w:sz w:val="18"/>
         </w:rPr>
-        <w:t>export MS_TENANT_ID=&lt;tenant id&gt;</w:t>
+        <w:t>export MS_TENANT_ID=&lt;tenant id&gt;                 # client-credentials (app-only) grant</w:t>
         <w:br/>
         <w:t>export MS_CLIENT_ID=&lt;client id&gt;</w:t>
         <w:br/>
-        <w:t>export MS_CLIENT_SECRET=&lt;client secret&gt;         # client-credentials grant (auto-acquires Graph token)</w:t>
+        <w:t>export MS_CLIENT_SECRET=&lt;client secret&gt;</w:t>
         <w:br/>
-        <w:t>export OUTLOOK_CLIENT_STATE=&lt;secret in 3.3&gt;     # authenticates inbound notifications</w:t>
+        <w:t>export OUTLOOK_MAILBOX_UPN=&lt;mailbox@contoso.com&gt;  # REQUIRED (app-only — no /me)</w:t>
         <w:br/>
-        <w:t># Or skip app creds and pass a ready Graph token directly:</w:t>
+        <w:t># Optional:</w:t>
         <w:br/>
-        <w:t># export OUTLOOK_ACCESS_TOKEN=&lt;graph access token&gt;</w:t>
+        <w:t># export OUTLOOK_MARK_AS_READ=0                  # leave messages unread (default: marks read)</w:t>
+        <w:br/>
+        <w:t># export OUTLOOK_CLIENT_STATE=&lt;secret&gt;           # hands-off push (3.3); verified on each notification</w:t>
+        <w:br/>
+        <w:t># export MS_WEBHOOK_BASE_URL=https://&lt;public-host&gt;  # hands-off push (3.3); /outlook/webhook appended</w:t>
       </w:r>
     </w:p>
     <w:p>
@@ -1650,9 +2291,13 @@
         </w:rPr>
         <w:t>python -m connectors.outlook.cli test --tenant $MS_TENANT_ID \</w:t>
         <w:br/>
-        <w:t xml:space="preserve">  --client-id $MS_CLIENT_ID --client-secret $MS_CLIENT_SECRET</w:t>
+        <w:t xml:space="preserve">  --client-id $MS_CLIENT_ID --client-secret $MS_CLIENT_SECRET \</w:t>
         <w:br/>
-        <w:t># send mail to the subscribed mailbox → an OUTLOOK/email signal appears.</w:t>
+        <w:t xml:space="preserve">  --mailbox $OUTLOOK_MAILBOX_UPN</w:t>
+        <w:br/>
+        <w:t># prints how many unread messages were sampled. Send mail to that mailbox, then</w:t>
+        <w:br/>
+        <w:t># poll → an OUTLOOK/email signal appears (subject "Sign-off notification" → SignOffEvent).</w:t>
       </w:r>
     </w:p>
     <w:p>
@@ -1668,7 +2313,7 @@
         <w:pStyle w:val="Heading2"/>
       </w:pPr>
       <w:r>
-        <w:t>4. SharePoint (Microsoft Graph drives &amp; lists)</w:t>
+        <w:t>4. SharePoint (Microsoft Graph — document-library folders)</w:t>
       </w:r>
     </w:p>
     <w:p>
@@ -1692,7 +2337,19 @@
         <w:t>Sites.Read.All</w:t>
       </w:r>
       <w:r>
-        <w:t xml:space="preserve"> / </w:t>
+        <w:t xml:space="preserve"> *or* </w:t>
+      </w:r>
+      <w:r>
+        <w:rPr>
+          <w:rFonts w:ascii="Consolas" w:hAnsi="Consolas"/>
+          <w:color w:val="C7254E"/>
+        </w:rPr>
+        <w:t>Sites.Selected</w:t>
+      </w:r>
+    </w:p>
+    <w:p>
+      <w:r>
+        <w:t xml:space="preserve">consented; add </w:t>
       </w:r>
       <w:r>
         <w:rPr>
@@ -1701,24 +2358,153 @@
         </w:rPr>
         <w:t>Files.Read.All</w:t>
       </w:r>
+      <w:r>
+        <w:t xml:space="preserve"> only if you later download file content). One site</w:t>
+      </w:r>
     </w:p>
     <w:p>
       <w:r>
-        <w:t xml:space="preserve">consented). SharePoint pulls incrementally via Graph </w:t>
+        <w:t xml:space="preserve">is addressed by </w:t>
       </w:r>
       <w:r>
         <w:rPr>
           <w:b/>
         </w:rPr>
-        <w:t>delta</w:t>
-      </w:r>
-      <w:r>
-        <w:t xml:space="preserve"> queries and can</w:t>
+        <w:t>hostname + server-relative path</w:t>
+      </w:r>
+      <w:r>
+        <w:t>; the connector resolves its</w:t>
       </w:r>
     </w:p>
     <w:p>
       <w:r>
-        <w:t>also receive change webhooks.</w:t>
+        <w:t xml:space="preserve">default document library and </w:t>
+      </w:r>
+      <w:r>
+        <w:rPr>
+          <w:b/>
+        </w:rPr>
+        <w:t>lists the configured folder(s) by path</w:t>
+      </w:r>
+      <w:r>
+        <w:t>, emitting a</w:t>
+      </w:r>
+    </w:p>
+    <w:p>
+      <w:r>
+        <w:rPr>
+          <w:rFonts w:ascii="Consolas" w:hAnsi="Consolas"/>
+          <w:color w:val="C7254E"/>
+        </w:rPr>
+        <w:t>drive_item</w:t>
+      </w:r>
+      <w:r>
+        <w:t xml:space="preserve"> event per file/folder. Re-listing is idempotent — an in-process</w:t>
+      </w:r>
+    </w:p>
+    <w:p>
+      <w:r>
+        <w:t>seen-set suppresses items already emitted.</w:t>
+      </w:r>
+    </w:p>
+    <w:p>
+      <w:pPr>
+        <w:pStyle w:val="IntenseQuote"/>
+      </w:pPr>
+      <w:r>
+        <w:rPr>
+          <w:b/>
+        </w:rPr>
+        <w:t>`Sites.Selected` (least privilege):</w:t>
+      </w:r>
+      <w:r>
+        <w:t xml:space="preserve"> the app sees only sites explicitly</w:t>
+      </w:r>
+    </w:p>
+    <w:p>
+      <w:pPr>
+        <w:pStyle w:val="IntenseQuote"/>
+      </w:pPr>
+      <w:r>
+        <w:t xml:space="preserve">granted to it. After consenting </w:t>
+      </w:r>
+      <w:r>
+        <w:rPr>
+          <w:rFonts w:ascii="Consolas" w:hAnsi="Consolas"/>
+          <w:color w:val="C7254E"/>
+        </w:rPr>
+        <w:t>Sites.Selected</w:t>
+      </w:r>
+      <w:r>
+        <w:t>, an admin grants read on the</w:t>
+      </w:r>
+    </w:p>
+    <w:p>
+      <w:pPr>
+        <w:pStyle w:val="IntenseQuote"/>
+      </w:pPr>
+      <w:r>
+        <w:t>target site (PnP `Grant-PnPAzureADAppSitePermission -AppId &lt;client-id&gt;</w:t>
+      </w:r>
+    </w:p>
+    <w:p>
+      <w:pPr>
+        <w:pStyle w:val="IntenseQuote"/>
+      </w:pPr>
+      <w:r>
+        <w:t>-Permissions Read -Site https://&lt;host&gt;/sites/&lt;name&gt;</w:t>
+      </w:r>
+      <w:r>
+        <w:rPr>
+          <w:rFonts w:ascii="Consolas" w:hAnsi="Consolas"/>
+          <w:color w:val="C7254E"/>
+        </w:rPr>
+        <w:t xml:space="preserve">, or </w:t>
+      </w:r>
+      <w:r>
+        <w:t>POST</w:t>
+      </w:r>
+    </w:p>
+    <w:p>
+      <w:pPr>
+        <w:pStyle w:val="IntenseQuote"/>
+      </w:pPr>
+      <w:r>
+        <w:t>/sites/{site-id}/permissions</w:t>
+      </w:r>
+      <w:r>
+        <w:rPr>
+          <w:rFonts w:ascii="Consolas" w:hAnsi="Consolas"/>
+          <w:color w:val="C7254E"/>
+        </w:rPr>
+        <w:t xml:space="preserve">). Symptom of a missing grant: </w:t>
+      </w:r>
+      <w:r>
+        <w:t>test` returns</w:t>
+      </w:r>
+    </w:p>
+    <w:p>
+      <w:pPr>
+        <w:pStyle w:val="IntenseQuote"/>
+      </w:pPr>
+      <w:r>
+        <w:rPr>
+          <w:b/>
+        </w:rPr>
+        <w:t>404 site lookup failed</w:t>
+      </w:r>
+      <w:r>
+        <w:t xml:space="preserve"> while </w:t>
+      </w:r>
+      <w:r>
+        <w:rPr>
+          <w:rFonts w:ascii="Consolas" w:hAnsi="Consolas"/>
+          <w:color w:val="C7254E"/>
+        </w:rPr>
+        <w:t>/subscriptions</w:t>
+      </w:r>
+      <w:r>
+        <w:t xml:space="preserve"> and mail still work.</w:t>
       </w:r>
     </w:p>
     <w:p>
@@ -1726,7 +2512,7 @@
         <w:pStyle w:val="Heading3"/>
       </w:pPr>
       <w:r>
-        <w:t>4.1 Find your site + drive/list ids</w:t>
+        <w:t>4.1 Find your site + folder</w:t>
       </w:r>
     </w:p>
     <w:p>
@@ -1742,9 +2528,11 @@
         <w:br/>
         <w:t xml:space="preserve">  --tenant $MS_TENANT_ID --client-id $MS_CLIENT_ID --client-secret $MS_CLIENT_SECRET \</w:t>
         <w:br/>
-        <w:t xml:space="preserve">  --hostname &lt;contoso&gt;.sharepoint.com --site-path /sites/&lt;SiteName&gt;</w:t>
+        <w:t xml:space="preserve">  --hostname &lt;contoso&gt;.sharepoint.com --site-path /sites/&lt;SiteName&gt; \</w:t>
         <w:br/>
-        <w:t># prints the site id and its drive ids</w:t>
+        <w:t xml:space="preserve">  --folder "Shared Documents/&lt;your-folder&gt;"</w:t>
+        <w:br/>
+        <w:t># prints the resolved site id and the folder's immediate children (files + subfolders)</w:t>
       </w:r>
     </w:p>
     <w:p>
@@ -1752,7 +2540,110 @@
         <w:pStyle w:val="Heading3"/>
       </w:pPr>
       <w:r>
-        <w:t>4.2 (Optional) Create a change subscription</w:t>
+        <w:t>4.2 (Optional) Create a change subscription — hands-off push</w:t>
+      </w:r>
+    </w:p>
+    <w:p>
+      <w:r>
+        <w:t xml:space="preserve">The connector polls, so a webhook is </w:t>
+      </w:r>
+      <w:r>
+        <w:rPr>
+          <w:b/>
+        </w:rPr>
+        <w:t>not required</w:t>
+      </w:r>
+      <w:r>
+        <w:t xml:space="preserve"> — but a Graph **change</w:t>
+      </w:r>
+    </w:p>
+    <w:p>
+      <w:r>
+        <w:t>subscription** makes site changes arrive *hands-off*: Graph POSTs to</w:t>
+      </w:r>
+    </w:p>
+    <w:p>
+      <w:r>
+        <w:rPr>
+          <w:rFonts w:ascii="Consolas" w:hAnsi="Consolas"/>
+          <w:color w:val="C7254E"/>
+        </w:rPr>
+        <w:t>/sharepoint/webhook</w:t>
+      </w:r>
+      <w:r>
+        <w:t xml:space="preserve"> on any change in the document library, which kicks a folder</w:t>
+      </w:r>
+    </w:p>
+    <w:p>
+      <w:r>
+        <w:t xml:space="preserve">poll. The subscription targets the </w:t>
+      </w:r>
+      <w:r>
+        <w:rPr>
+          <w:b/>
+        </w:rPr>
+        <w:t>drive root</w:t>
+      </w:r>
+      <w:r>
+        <w:t xml:space="preserve"> (</w:t>
+      </w:r>
+      <w:r>
+        <w:rPr>
+          <w:rFonts w:ascii="Consolas" w:hAnsi="Consolas"/>
+          <w:color w:val="C7254E"/>
+        </w:rPr>
+        <w:t>changeType: updated</w:t>
+      </w:r>
+      <w:r>
+        <w:t xml:space="preserve"> is the</w:t>
+      </w:r>
+    </w:p>
+    <w:p>
+      <w:r>
+        <w:t xml:space="preserve">only type </w:t>
+      </w:r>
+      <w:r>
+        <w:rPr>
+          <w:rFonts w:ascii="Consolas" w:hAnsi="Consolas"/>
+          <w:color w:val="C7254E"/>
+        </w:rPr>
+        <w:t>driveItem</w:t>
+      </w:r>
+      <w:r>
+        <w:t xml:space="preserve"> supports). Start the server publicly first (Graph validates</w:t>
+      </w:r>
+    </w:p>
+    <w:p>
+      <w:r>
+        <w:t>the URL at create time).</w:t>
+      </w:r>
+    </w:p>
+    <w:p>
+      <w:r>
+        <w:t>Register it with the connector CLI (resolves the drive id for you):</w:t>
+      </w:r>
+    </w:p>
+    <w:p>
+      <w:pPr>
+        <w:ind w:left="240"/>
+      </w:pPr>
+      <w:r>
+        <w:rPr>
+          <w:rFonts w:ascii="Consolas" w:hAnsi="Consolas"/>
+          <w:sz w:val="18"/>
+        </w:rPr>
+        <w:t># reads MS_* + SHAREPOINT_* + SHAREPOINT_CLIENT_STATE + MS_WEBHOOK_BASE_URL from .env</w:t>
+        <w:br/>
+        <w:t>python -m connectors.sharepoint.cli subscribe       # or: make sharepoint-subscribe</w:t>
+        <w:br/>
+        <w:t>python -m connectors.sharepoint.cli subscriptions   # list id + expiry</w:t>
+        <w:br/>
+        <w:t>python -m connectors.sharepoint.cli renew &lt;id&gt;      # before it lapses (~3 days)</w:t>
+      </w:r>
+    </w:p>
+    <w:p>
+      <w:r>
+        <w:t>Under the hood:</w:t>
       </w:r>
     </w:p>
     <w:p>
@@ -1770,11 +2661,11 @@
         <w:br/>
         <w:t xml:space="preserve">  "changeType": "updated",</w:t>
         <w:br/>
-        <w:t xml:space="preserve">  "notificationUrl": "${PUBLIC_URL}/sharepoint/webhook",</w:t>
+        <w:t xml:space="preserve">  "notificationUrl": "${MS_WEBHOOK_BASE_URL}/sharepoint/webhook",</w:t>
         <w:br/>
         <w:t xml:space="preserve">  "resource": "drives/&lt;drive-id&gt;/root",</w:t>
         <w:br/>
-        <w:t xml:space="preserve">  "expirationDateTime": "&lt;now + 3 days, ISO 8601&gt;",</w:t>
+        <w:t xml:space="preserve">  "expirationDateTime": "&lt;now + ~70h, ISO 8601&gt;",</w:t>
         <w:br/>
         <w:t xml:space="preserve">  "clientState": "&lt;SHAREPOINT_CLIENT_STATE&gt;"</w:t>
         <w:br/>
@@ -1798,13 +2689,19 @@
           <w:rFonts w:ascii="Consolas" w:hAnsi="Consolas"/>
           <w:sz w:val="18"/>
         </w:rPr>
-        <w:t># app creds from section 3 are reused; just add:</w:t>
+        <w:t># app creds from section 3 are reused; add the site + folder(s) to watch:</w:t>
         <w:br/>
-        <w:t>export SHAREPOINT_CLIENT_STATE=&lt;secret in 4.2&gt;</w:t>
+        <w:t>export SHAREPOINT_HOSTNAME=&lt;contoso&gt;.sharepoint.com</w:t>
         <w:br/>
-        <w:t># (delta targets — drive/list ids — are deployment-specific; wire them when constructing</w:t>
+        <w:t>export SHAREPOINT_SITE_PATH=/sites/&lt;SiteName&gt;</w:t>
         <w:br/>
-        <w:t>#  SharePointConnector(targets=[DriveTarget(...), ListTarget(...)]) or use the backfill CLI)</w:t>
+        <w:t>export SHAREPOINT_FOLDER_PATH="Shared Documents/&lt;folder&gt;"   # comma/newline-separated for several</w:t>
+        <w:br/>
+        <w:t># Optional:</w:t>
+        <w:br/>
+        <w:t># export SHAREPOINT_CLIENT_STATE=&lt;secret&gt;                   # hands-off push (4.2); verified on each notification</w:t>
+        <w:br/>
+        <w:t># export MS_WEBHOOK_BASE_URL=https://&lt;public-host&gt;          # hands-off push (4.2); /sharepoint/webhook appended</w:t>
       </w:r>
     </w:p>
     <w:p>
@@ -1828,7 +2725,11 @@
         <w:br/>
         <w:t xml:space="preserve">  --tenant $MS_TENANT_ID --client-id $MS_CLIENT_ID --client-secret $MS_CLIENT_SECRET \</w:t>
         <w:br/>
-        <w:t xml:space="preserve">  --drive-id &lt;drive id&gt; --output-dir ./output    # writes sharepoint.jsonl + manifest + metrics</w:t>
+        <w:t xml:space="preserve">  --hostname $SHAREPOINT_HOSTNAME --site-path $SHAREPOINT_SITE_PATH \</w:t>
+        <w:br/>
+        <w:t xml:space="preserve">  --folder "$SHAREPOINT_FOLDER_PATH" --output-dir ./output</w:t>
+        <w:br/>
+        <w:t># writes sharepoint.jsonl + manifest + metrics for the folder's items (metadata only)</w:t>
       </w:r>
     </w:p>
     <w:p>
@@ -2242,9 +3143,11 @@
         <w:t>curl localhost:8001/healthz        # lists every live connector + its source_system</w:t>
         <w:br/>
         <w:br/>
-        <w:t># 3) register the push webhooks at ${PUBLIC_URL}/{slack/events,gmail/push,</w:t>
+        <w:t># 3) register the push webhooks at ${PUBLIC_URL}/{slack/events,gmail/push}</w:t>
         <w:br/>
-        <w:t>#    outlook/webhook,sharepoint/webhook}  (sections 1.3, 2.2, 3.3, 4.2)</w:t>
+        <w:t>#    (sections 1.3, 2.2). Outlook &amp; SharePoint: poll by default, OR go hands-off</w:t>
+        <w:br/>
+        <w:t>#    with `make outlook-subscribe` / `make sharepoint-subscribe` (3.3, 4.2)</w:t>
         <w:br/>
         <w:br/>
         <w:t># 4) open the dashboard, then act in each app</w:t>
@@ -2255,7 +3158,9 @@
         <w:br/>
         <w:t>#    - Gmail/Outlook: send a mail (subject "Sign-off notification" → SignOffEvent)</w:t>
         <w:br/>
-        <w:t>#    - Notion: edit a shared page;   Database: update a row;   SharePoint: edit a file</w:t>
+        <w:t>#    - Notion: edit a shared page;   Database: update a row</w:t>
+        <w:br/>
+        <w:t>#    - SharePoint: add/edit a file in the watched folder (SHAREPOINT_FOLDER_PATH)</w:t>
         <w:br/>
         <w:t>#    Each change flows ingress → normalizer → bus → L2 store and scrolls live.</w:t>
       </w:r>
@@ -2363,10 +3268,40 @@
                 <w:rFonts w:ascii="Consolas" w:hAnsi="Consolas"/>
                 <w:color w:val="C7254E"/>
               </w:rPr>
+              <w:t>GMAIL_CLIENT_ID</w:t>
+            </w:r>
+            <w:r>
+              <w:t>+</w:t>
+            </w:r>
+            <w:r>
+              <w:rPr>
+                <w:rFonts w:ascii="Consolas" w:hAnsi="Consolas"/>
+                <w:color w:val="C7254E"/>
+              </w:rPr>
+              <w:t>GMAIL_CLIENT_SECRET</w:t>
+            </w:r>
+            <w:r>
+              <w:t>+</w:t>
+            </w:r>
+            <w:r>
+              <w:rPr>
+                <w:rFonts w:ascii="Consolas" w:hAnsi="Consolas"/>
+                <w:color w:val="C7254E"/>
+              </w:rPr>
+              <w:t>GMAIL_REFRESH_TOKEN</w:t>
+            </w:r>
+            <w:r>
+              <w:t xml:space="preserve"> *(or a short-lived </w:t>
+            </w:r>
+            <w:r>
+              <w:rPr>
+                <w:rFonts w:ascii="Consolas" w:hAnsi="Consolas"/>
+                <w:color w:val="C7254E"/>
+              </w:rPr>
               <w:t>GMAIL_ACCESS_TOKEN</w:t>
             </w:r>
             <w:r>
-              <w:t xml:space="preserve">, </w:t>
+              <w:t xml:space="preserve">)*; </w:t>
             </w:r>
             <w:r>
               <w:rPr>
@@ -2386,7 +3321,24 @@
               <w:t>GMAIL_OIDC_AUDIENCE</w:t>
             </w:r>
             <w:r>
-              <w:t>)*</w:t>
+              <w:t xml:space="preserve">)*; </w:t>
+            </w:r>
+            <w:r>
+              <w:rPr>
+                <w:rFonts w:ascii="Consolas" w:hAnsi="Consolas"/>
+                <w:color w:val="C7254E"/>
+              </w:rPr>
+              <w:t>GMAIL_PUBSUB_TOPIC</w:t>
+            </w:r>
+            <w:r>
+              <w:t xml:space="preserve">, </w:t>
+            </w:r>
+            <w:r>
+              <w:rPr>
+                <w:rFonts w:ascii="Consolas" w:hAnsi="Consolas"/>
+                <w:color w:val="C7254E"/>
+              </w:rPr>
+              <w:t>GMAIL_PUSH_ENDPOINT</w:t>
             </w:r>
           </w:p>
         </w:tc>
@@ -2407,16 +3359,6 @@
             <w:tcW w:type="dxa" w:w="4320"/>
           </w:tcPr>
           <w:p>
-            <w:r>
-              <w:rPr>
-                <w:rFonts w:ascii="Consolas" w:hAnsi="Consolas"/>
-                <w:color w:val="C7254E"/>
-              </w:rPr>
-              <w:t>OUTLOOK_ACCESS_TOKEN</w:t>
-            </w:r>
-            <w:r>
-              <w:t xml:space="preserve"> *or* </w:t>
-            </w:r>
             <w:r>
               <w:rPr>
                 <w:rFonts w:ascii="Consolas" w:hAnsi="Consolas"/>
@@ -2445,7 +3387,27 @@
               <w:t>MS_CLIENT_SECRET</w:t>
             </w:r>
             <w:r>
-              <w:t xml:space="preserve">; </w:t>
+              <w:t>+</w:t>
+            </w:r>
+            <w:r>
+              <w:rPr>
+                <w:rFonts w:ascii="Consolas" w:hAnsi="Consolas"/>
+                <w:color w:val="C7254E"/>
+              </w:rPr>
+              <w:t>OUTLOOK_MAILBOX_UPN</w:t>
+            </w:r>
+            <w:r>
+              <w:t xml:space="preserve">; optional </w:t>
+            </w:r>
+            <w:r>
+              <w:rPr>
+                <w:rFonts w:ascii="Consolas" w:hAnsi="Consolas"/>
+                <w:color w:val="C7254E"/>
+              </w:rPr>
+              <w:t>OUTLOOK_MARK_AS_READ</w:t>
+            </w:r>
+            <w:r>
+              <w:t xml:space="preserve">, </w:t>
             </w:r>
             <w:r>
               <w:rPr>
@@ -2453,6 +3415,19 @@
                 <w:color w:val="C7254E"/>
               </w:rPr>
               <w:t>OUTLOOK_CLIENT_STATE</w:t>
+            </w:r>
+            <w:r>
+              <w:t>+</w:t>
+            </w:r>
+            <w:r>
+              <w:rPr>
+                <w:rFonts w:ascii="Consolas" w:hAnsi="Consolas"/>
+                <w:color w:val="C7254E"/>
+              </w:rPr>
+              <w:t>MS_WEBHOOK_BASE_URL</w:t>
+            </w:r>
+            <w:r>
+              <w:t xml:space="preserve"> *(hands-off push)*</w:t>
             </w:r>
           </w:p>
         </w:tc>
@@ -2501,17 +3476,37 @@
               <w:t>MS_CLIENT_SECRET</w:t>
             </w:r>
             <w:r>
-              <w:t xml:space="preserve"> *(or </w:t>
+              <w:t>+</w:t>
             </w:r>
             <w:r>
               <w:rPr>
                 <w:rFonts w:ascii="Consolas" w:hAnsi="Consolas"/>
                 <w:color w:val="C7254E"/>
               </w:rPr>
-              <w:t>SHAREPOINT_ACCESS_TOKEN</w:t>
+              <w:t>SHAREPOINT_HOSTNAME</w:t>
             </w:r>
             <w:r>
-              <w:t xml:space="preserve">)*; </w:t>
+              <w:t>+</w:t>
+            </w:r>
+            <w:r>
+              <w:rPr>
+                <w:rFonts w:ascii="Consolas" w:hAnsi="Consolas"/>
+                <w:color w:val="C7254E"/>
+              </w:rPr>
+              <w:t>SHAREPOINT_SITE_PATH</w:t>
+            </w:r>
+            <w:r>
+              <w:t>+</w:t>
+            </w:r>
+            <w:r>
+              <w:rPr>
+                <w:rFonts w:ascii="Consolas" w:hAnsi="Consolas"/>
+                <w:color w:val="C7254E"/>
+              </w:rPr>
+              <w:t>SHAREPOINT_FOLDER_PATH</w:t>
+            </w:r>
+            <w:r>
+              <w:t xml:space="preserve">; optional </w:t>
             </w:r>
             <w:r>
               <w:rPr>
@@ -2519,6 +3514,19 @@
                 <w:color w:val="C7254E"/>
               </w:rPr>
               <w:t>SHAREPOINT_CLIENT_STATE</w:t>
+            </w:r>
+            <w:r>
+              <w:t>+</w:t>
+            </w:r>
+            <w:r>
+              <w:rPr>
+                <w:rFonts w:ascii="Consolas" w:hAnsi="Consolas"/>
+                <w:color w:val="C7254E"/>
+              </w:rPr>
+              <w:t>MS_WEBHOOK_BASE_URL</w:t>
+            </w:r>
+            <w:r>
+              <w:t xml:space="preserve"> *(hands-off push)*</w:t>
             </w:r>
           </w:p>
         </w:tc>
@@ -2876,6 +3884,329 @@
           </w:tcPr>
           <w:p>
             <w:r>
+              <w:t xml:space="preserve">Gmail </w:t>
+            </w:r>
+            <w:r>
+              <w:rPr>
+                <w:rFonts w:ascii="Consolas" w:hAnsi="Consolas"/>
+                <w:color w:val="C7254E"/>
+              </w:rPr>
+              <w:t>authorize</w:t>
+            </w:r>
+            <w:r>
+              <w:t xml:space="preserve"> → </w:t>
+            </w:r>
+            <w:r>
+              <w:rPr>
+                <w:rFonts w:ascii="Consolas" w:hAnsi="Consolas"/>
+                <w:color w:val="C7254E"/>
+              </w:rPr>
+              <w:t>403 access_denied</w:t>
+            </w:r>
+          </w:p>
+        </w:tc>
+        <w:tc>
+          <w:tcPr>
+            <w:tcW w:type="dxa" w:w="4320"/>
+          </w:tcPr>
+          <w:p>
+            <w:r>
+              <w:t xml:space="preserve">consent screen in Testing and your account isn't a </w:t>
+            </w:r>
+            <w:r>
+              <w:rPr>
+                <w:b/>
+              </w:rPr>
+              <w:t>Test user</w:t>
+            </w:r>
+            <w:r>
+              <w:t xml:space="preserve"> — add it (2.3.1), or publish the app</w:t>
+            </w:r>
+          </w:p>
+        </w:tc>
+      </w:tr>
+      <w:tr>
+        <w:tc>
+          <w:tcPr>
+            <w:tcW w:type="dxa" w:w="4320"/>
+          </w:tcPr>
+          <w:p>
+            <w:r>
+              <w:t xml:space="preserve">Gmail push arrives but </w:t>
+            </w:r>
+            <w:r>
+              <w:rPr>
+                <w:rFonts w:ascii="Consolas" w:hAnsi="Consolas"/>
+                <w:color w:val="C7254E"/>
+              </w:rPr>
+              <w:t>ingested: 0</w:t>
+            </w:r>
+          </w:p>
+        </w:tc>
+        <w:tc>
+          <w:tcPr>
+            <w:tcW w:type="dxa" w:w="4320"/>
+          </w:tcPr>
+          <w:p>
+            <w:r>
+              <w:t xml:space="preserve">no server credential to expand history — set the refresh-token trio (2.5); </w:t>
+            </w:r>
+            <w:r>
+              <w:rPr>
+                <w:rFonts w:ascii="Consolas" w:hAnsi="Consolas"/>
+                <w:color w:val="C7254E"/>
+              </w:rPr>
+              <w:t>make gmail-doctor</w:t>
+            </w:r>
+            <w:r>
+              <w:t xml:space="preserve"> flags this</w:t>
+            </w:r>
+          </w:p>
+        </w:tc>
+      </w:tr>
+      <w:tr>
+        <w:tc>
+          <w:tcPr>
+            <w:tcW w:type="dxa" w:w="4320"/>
+          </w:tcPr>
+          <w:p>
+            <w:r>
+              <w:t>Gmail email doesn't trigger anything</w:t>
+            </w:r>
+          </w:p>
+        </w:tc>
+        <w:tc>
+          <w:tcPr>
+            <w:tcW w:type="dxa" w:w="4320"/>
+          </w:tcPr>
+          <w:p>
+            <w:r>
+              <w:t xml:space="preserve">no active </w:t>
+            </w:r>
+            <w:r>
+              <w:rPr>
+                <w:rFonts w:ascii="Consolas" w:hAnsi="Consolas"/>
+                <w:color w:val="C7254E"/>
+              </w:rPr>
+              <w:t>watch</w:t>
+            </w:r>
+            <w:r>
+              <w:t xml:space="preserve"> (run 2.4 / </w:t>
+            </w:r>
+            <w:r>
+              <w:rPr>
+                <w:rFonts w:ascii="Consolas" w:hAnsi="Consolas"/>
+                <w:color w:val="C7254E"/>
+              </w:rPr>
+              <w:t>make gmail-watch</w:t>
+            </w:r>
+            <w:r>
+              <w:t xml:space="preserve">), or the push subscription points at a stale ngrok URL — </w:t>
+            </w:r>
+            <w:r>
+              <w:rPr>
+                <w:rFonts w:ascii="Consolas" w:hAnsi="Consolas"/>
+                <w:color w:val="C7254E"/>
+              </w:rPr>
+              <w:t>make gmail-doctor</w:t>
+            </w:r>
+          </w:p>
+        </w:tc>
+      </w:tr>
+      <w:tr>
+        <w:tc>
+          <w:tcPr>
+            <w:tcW w:type="dxa" w:w="4320"/>
+          </w:tcPr>
+          <w:p>
+            <w:r>
+              <w:t>Outlook connector missing / never polls</w:t>
+            </w:r>
+          </w:p>
+        </w:tc>
+        <w:tc>
+          <w:tcPr>
+            <w:tcW w:type="dxa" w:w="4320"/>
+          </w:tcPr>
+          <w:p>
+            <w:r>
+              <w:rPr>
+                <w:rFonts w:ascii="Consolas" w:hAnsi="Consolas"/>
+                <w:color w:val="C7254E"/>
+              </w:rPr>
+              <w:t>OUTLOOK_MAILBOX_UPN</w:t>
+            </w:r>
+            <w:r>
+              <w:t xml:space="preserve"> unset — app-only auth has no </w:t>
+            </w:r>
+            <w:r>
+              <w:rPr>
+                <w:rFonts w:ascii="Consolas" w:hAnsi="Consolas"/>
+                <w:color w:val="C7254E"/>
+              </w:rPr>
+              <w:t>/me</w:t>
+            </w:r>
+            <w:r>
+              <w:t>, so the target mailbox is required (3.4)</w:t>
+            </w:r>
+          </w:p>
+        </w:tc>
+      </w:tr>
+      <w:tr>
+        <w:tc>
+          <w:tcPr>
+            <w:tcW w:type="dxa" w:w="4320"/>
+          </w:tcPr>
+          <w:p>
+            <w:r>
+              <w:t xml:space="preserve">Outlook </w:t>
+            </w:r>
+            <w:r>
+              <w:rPr>
+                <w:rFonts w:ascii="Consolas" w:hAnsi="Consolas"/>
+                <w:color w:val="C7254E"/>
+              </w:rPr>
+              <w:t>mark_read</w:t>
+            </w:r>
+            <w:r>
+              <w:t xml:space="preserve"> fails with 403</w:t>
+            </w:r>
+          </w:p>
+        </w:tc>
+        <w:tc>
+          <w:tcPr>
+            <w:tcW w:type="dxa" w:w="4320"/>
+          </w:tcPr>
+          <w:p>
+            <w:r>
+              <w:t xml:space="preserve">app has </w:t>
+            </w:r>
+            <w:r>
+              <w:rPr>
+                <w:rFonts w:ascii="Consolas" w:hAnsi="Consolas"/>
+                <w:color w:val="C7254E"/>
+              </w:rPr>
+              <w:t>Mail.Read</w:t>
+            </w:r>
+            <w:r>
+              <w:t xml:space="preserve"> but not </w:t>
+            </w:r>
+            <w:r>
+              <w:rPr>
+                <w:rFonts w:ascii="Consolas" w:hAnsi="Consolas"/>
+                <w:color w:val="C7254E"/>
+              </w:rPr>
+              <w:t>Mail.ReadWrite</w:t>
+            </w:r>
+            <w:r>
+              <w:t xml:space="preserve">; grant it (3.2) or set </w:t>
+            </w:r>
+            <w:r>
+              <w:rPr>
+                <w:rFonts w:ascii="Consolas" w:hAnsi="Consolas"/>
+                <w:color w:val="C7254E"/>
+              </w:rPr>
+              <w:t>OUTLOOK_MARK_AS_READ=0</w:t>
+            </w:r>
+          </w:p>
+        </w:tc>
+      </w:tr>
+      <w:tr>
+        <w:tc>
+          <w:tcPr>
+            <w:tcW w:type="dxa" w:w="4320"/>
+          </w:tcPr>
+          <w:p>
+            <w:r>
+              <w:t xml:space="preserve">SharePoint </w:t>
+            </w:r>
+            <w:r>
+              <w:rPr>
+                <w:rFonts w:ascii="Consolas" w:hAnsi="Consolas"/>
+                <w:color w:val="C7254E"/>
+              </w:rPr>
+              <w:t>folder not found</w:t>
+            </w:r>
+            <w:r>
+              <w:t xml:space="preserve"> / </w:t>
+            </w:r>
+            <w:r>
+              <w:rPr>
+                <w:rFonts w:ascii="Consolas" w:hAnsi="Consolas"/>
+                <w:color w:val="C7254E"/>
+              </w:rPr>
+              <w:t>site lookup failed</w:t>
+            </w:r>
+          </w:p>
+        </w:tc>
+        <w:tc>
+          <w:tcPr>
+            <w:tcW w:type="dxa" w:w="4320"/>
+          </w:tcPr>
+          <w:p>
+            <w:r>
+              <w:t xml:space="preserve">wrong </w:t>
+            </w:r>
+            <w:r>
+              <w:rPr>
+                <w:rFonts w:ascii="Consolas" w:hAnsi="Consolas"/>
+                <w:color w:val="C7254E"/>
+              </w:rPr>
+              <w:t>SHAREPOINT_HOSTNAME</w:t>
+            </w:r>
+            <w:r>
+              <w:t>/</w:t>
+            </w:r>
+            <w:r>
+              <w:rPr>
+                <w:rFonts w:ascii="Consolas" w:hAnsi="Consolas"/>
+                <w:color w:val="C7254E"/>
+              </w:rPr>
+              <w:t>SITE_PATH</w:t>
+            </w:r>
+            <w:r>
+              <w:t>/</w:t>
+            </w:r>
+            <w:r>
+              <w:rPr>
+                <w:rFonts w:ascii="Consolas" w:hAnsi="Consolas"/>
+                <w:color w:val="C7254E"/>
+              </w:rPr>
+              <w:t>FOLDER_PATH</w:t>
+            </w:r>
+            <w:r>
+              <w:t xml:space="preserve">; or, with </w:t>
+            </w:r>
+            <w:r>
+              <w:rPr>
+                <w:rFonts w:ascii="Consolas" w:hAnsi="Consolas"/>
+                <w:color w:val="C7254E"/>
+              </w:rPr>
+              <w:t>Sites.Selected</w:t>
+            </w:r>
+            <w:r>
+              <w:t xml:space="preserve">, the app was never granted this site (3.2); or </w:t>
+            </w:r>
+            <w:r>
+              <w:rPr>
+                <w:rFonts w:ascii="Consolas" w:hAnsi="Consolas"/>
+                <w:color w:val="C7254E"/>
+              </w:rPr>
+              <w:t>Sites.Read.All</w:t>
+            </w:r>
+            <w:r>
+              <w:t xml:space="preserve"> not admin-consented</w:t>
+            </w:r>
+          </w:p>
+        </w:tc>
+      </w:tr>
+      <w:tr>
+        <w:tc>
+          <w:tcPr>
+            <w:tcW w:type="dxa" w:w="4320"/>
+          </w:tcPr>
+          <w:p>
+            <w:r>
               <w:t>Outlook/SharePoint 401 on notifications</w:t>
             </w:r>
           </w:p>
@@ -2903,7 +4234,115 @@
               <w:t>clientState</w:t>
             </w:r>
             <w:r>
-              <w:t xml:space="preserve"> set when creating the subscription</w:t>
+              <w:t xml:space="preserve"> set when the subscription was created — re-</w:t>
+            </w:r>
+            <w:r>
+              <w:rPr>
+                <w:rFonts w:ascii="Consolas" w:hAnsi="Consolas"/>
+                <w:color w:val="C7254E"/>
+              </w:rPr>
+              <w:t>subscribe</w:t>
+            </w:r>
+            <w:r>
+              <w:t xml:space="preserve"> after changing it</w:t>
+            </w:r>
+          </w:p>
+        </w:tc>
+      </w:tr>
+      <w:tr>
+        <w:tc>
+          <w:tcPr>
+            <w:tcW w:type="dxa" w:w="4320"/>
+          </w:tcPr>
+          <w:p>
+            <w:r>
+              <w:rPr>
+                <w:rFonts w:ascii="Consolas" w:hAnsi="Consolas"/>
+                <w:color w:val="C7254E"/>
+              </w:rPr>
+              <w:t>subscribe</w:t>
+            </w:r>
+            <w:r>
+              <w:t xml:space="preserve"> fails URL validation</w:t>
+            </w:r>
+          </w:p>
+        </w:tc>
+        <w:tc>
+          <w:tcPr>
+            <w:tcW w:type="dxa" w:w="4320"/>
+          </w:tcPr>
+          <w:p>
+            <w:r>
+              <w:t xml:space="preserve">server not publicly reachable at </w:t>
+            </w:r>
+            <w:r>
+              <w:rPr>
+                <w:rFonts w:ascii="Consolas" w:hAnsi="Consolas"/>
+                <w:color w:val="C7254E"/>
+              </w:rPr>
+              <w:t>MS_WEBHOOK_BASE_URL</w:t>
+            </w:r>
+            <w:r>
+              <w:t xml:space="preserve"> when you ran it — Graph echoes the </w:t>
+            </w:r>
+            <w:r>
+              <w:rPr>
+                <w:rFonts w:ascii="Consolas" w:hAnsi="Consolas"/>
+                <w:color w:val="C7254E"/>
+              </w:rPr>
+              <w:t>validationToken</w:t>
+            </w:r>
+            <w:r>
+              <w:t xml:space="preserve"> synchronously; start the tunnel + server first</w:t>
+            </w:r>
+          </w:p>
+        </w:tc>
+      </w:tr>
+      <w:tr>
+        <w:tc>
+          <w:tcPr>
+            <w:tcW w:type="dxa" w:w="4320"/>
+          </w:tcPr>
+          <w:p>
+            <w:r>
+              <w:t>Push went silent after a few days</w:t>
+            </w:r>
+          </w:p>
+        </w:tc>
+        <w:tc>
+          <w:tcPr>
+            <w:tcW w:type="dxa" w:w="4320"/>
+          </w:tcPr>
+          <w:p>
+            <w:r>
+              <w:t xml:space="preserve">the Graph subscription expired (~3-day cap) — </w:t>
+            </w:r>
+            <w:r>
+              <w:rPr>
+                <w:rFonts w:ascii="Consolas" w:hAnsi="Consolas"/>
+                <w:color w:val="C7254E"/>
+              </w:rPr>
+              <w:t>… subscriptions</w:t>
+            </w:r>
+            <w:r>
+              <w:t xml:space="preserve"> to check, then </w:t>
+            </w:r>
+            <w:r>
+              <w:rPr>
+                <w:rFonts w:ascii="Consolas" w:hAnsi="Consolas"/>
+                <w:color w:val="C7254E"/>
+              </w:rPr>
+              <w:t>… renew &lt;id&gt;</w:t>
+            </w:r>
+            <w:r>
+              <w:t xml:space="preserve">; schedule it like </w:t>
+            </w:r>
+            <w:r>
+              <w:rPr>
+                <w:rFonts w:ascii="Consolas" w:hAnsi="Consolas"/>
+                <w:color w:val="C7254E"/>
+              </w:rPr>
+              <w:t>make gmail-watch</w:t>
             </w:r>
           </w:p>
         </w:tc>
